--- a/material-carrera/materias/matematicas/material/resumenes/Manual_Calculo_IA_resumenClaude.docx
+++ b/material-carrera/materias/matematicas/material/resumenes/Manual_Calculo_IA_resumenClaude.docx
@@ -181,17 +181,43 @@
         <w:p>
           <w:pPr>
             <w:pStyle w:val="Normal"/>
-            <w:rPr/>
+            <w:widowControl/>
+            <w:suppressAutoHyphens w:val="true"/>
+            <w:bidi w:val="0"/>
+            <w:spacing w:before="0" w:after="0"/>
+            <w:jc w:val="left"/>
+            <w:rPr>
+              <w:rFonts w:ascii="Calibri" w:hAnsi="Calibri" w:eastAsia="Calibri" w:cs="Calibri"/>
+              <w:color w:val="auto"/>
+              <w:kern w:val="0"/>
+              <w:sz w:val="22"/>
+              <w:szCs w:val="22"/>
+              <w:lang w:val="es-AR" w:eastAsia="zh-CN" w:bidi="hi-IN"/>
+            </w:rPr>
           </w:pPr>
           <w:r>
             <w:fldChar w:fldCharType="begin"/>
           </w:r>
           <w:r>
-            <w:rPr/>
+            <w:rPr>
+              <w:sz w:val="22"/>
+              <w:kern w:val="0"/>
+              <w:szCs w:val="22"/>
+              <w:rFonts w:eastAsia="Calibri" w:cs="Calibri"/>
+              <w:color w:val="auto"/>
+              <w:lang w:val="es-AR" w:eastAsia="zh-CN" w:bidi="hi-IN"/>
+            </w:rPr>
             <w:instrText xml:space="preserve"> TOC \o "1-3" \h</w:instrText>
           </w:r>
           <w:r>
-            <w:rPr/>
+            <w:rPr>
+              <w:sz w:val="22"/>
+              <w:kern w:val="0"/>
+              <w:szCs w:val="22"/>
+              <w:rFonts w:eastAsia="Calibri" w:cs="Calibri"/>
+              <w:color w:val="auto"/>
+              <w:lang w:val="es-AR" w:eastAsia="zh-CN" w:bidi="hi-IN"/>
+            </w:rPr>
             <w:fldChar w:fldCharType="separate"/>
           </w:r>
           <w:sdt>
@@ -201,15 +227,36 @@
             </w:sdtPr>
             <w:sdtContent>
               <w:r>
-                <w:rPr/>
+                <w:rPr>
+                  <w:rFonts w:eastAsia="Calibri" w:cs="Calibri"/>
+                  <w:color w:val="auto"/>
+                  <w:kern w:val="0"/>
+                  <w:sz w:val="22"/>
+                  <w:szCs w:val="22"/>
+                  <w:lang w:val="es-AR" w:eastAsia="zh-CN" w:bidi="hi-IN"/>
+                </w:rPr>
               </w:r>
               <w:r>
-                <w:rPr/>
+                <w:rPr>
+                  <w:rFonts w:eastAsia="Calibri" w:cs="Calibri"/>
+                  <w:color w:val="auto"/>
+                  <w:kern w:val="0"/>
+                  <w:sz w:val="22"/>
+                  <w:szCs w:val="22"/>
+                  <w:lang w:val="es-AR" w:eastAsia="zh-CN" w:bidi="hi-IN"/>
+                </w:rPr>
               </w:r>
             </w:sdtContent>
           </w:sdt>
           <w:r>
-            <w:rPr/>
+            <w:rPr>
+              <w:sz w:val="22"/>
+              <w:kern w:val="0"/>
+              <w:szCs w:val="22"/>
+              <w:rFonts w:eastAsia="Calibri" w:cs="Calibri"/>
+              <w:color w:val="auto"/>
+              <w:lang w:val="es-AR" w:eastAsia="zh-CN" w:bidi="hi-IN"/>
+            </w:rPr>
             <w:fldChar w:fldCharType="end"/>
           </w:r>
         </w:p>
@@ -226,12 +273,27 @@
     </w:p>
     <w:p>
       <w:pPr>
+        <w:pStyle w:val="Normal"/>
+        <w:rPr/>
+      </w:pPr>
+      <w:r>
+        <w:rPr/>
+      </w:r>
+    </w:p>
+    <w:p>
+      <w:pPr>
         <w:pStyle w:val="Heading1"/>
         <w:spacing w:before="0" w:after="160"/>
-        <w:rPr/>
-      </w:pPr>
-      <w:r>
-        <w:rPr/>
+        <w:rPr>
+          <w:sz w:val="28"/>
+          <w:szCs w:val="28"/>
+        </w:rPr>
+      </w:pPr>
+      <w:r>
+        <w:rPr>
+          <w:sz w:val="28"/>
+          <w:szCs w:val="28"/>
+        </w:rPr>
         <w:t>Prólogo</w:t>
       </w:r>
     </w:p>
@@ -267,28 +329,23 @@
         <w:rPr/>
       </w:pPr>
       <w:r>
-        <w:rPr>
-          <w:b/>
-          <w:bCs/>
-        </w:rPr>
-        <w:t xml:space="preserve">Cómo leer este manual. </w:t>
-      </w:r>
-      <w:r>
-        <w:rPr/>
-        <w:t>Cada capítulo introduce un concepto, lo formaliza con la precisión mínima necesaria, lo ilustra con ejemplos gráficos o de datos, y termina explicando su rol dentro del ciclo entrenamiento–inferencia. Las secciones marcadas con “En IA” son las que conectan la teoría con la práctica. Al final integramos todo en el estudio completo de una función de pérdida cuadrática, tal como aparece en los modelos de regresión.</w:t>
-      </w:r>
-      <w:r>
-        <w:br w:type="page"/>
+        <w:rPr/>
       </w:r>
     </w:p>
     <w:p>
       <w:pPr>
         <w:pStyle w:val="Heading1"/>
         <w:spacing w:before="0" w:after="160"/>
-        <w:rPr/>
-      </w:pPr>
-      <w:r>
-        <w:rPr/>
+        <w:rPr>
+          <w:sz w:val="28"/>
+          <w:szCs w:val="28"/>
+        </w:rPr>
+      </w:pPr>
+      <w:r>
+        <w:rPr>
+          <w:sz w:val="28"/>
+          <w:szCs w:val="28"/>
+        </w:rPr>
         <w:t>Capítulo 1. ¿Por qué el cálculo importa en IA?</w:t>
       </w:r>
     </w:p>
@@ -309,7 +366,7 @@
         <w:pStyle w:val="ListParagraph"/>
         <w:numPr>
           <w:ilvl w:val="0"/>
-          <w:numId w:val="3"/>
+          <w:numId w:val="4"/>
         </w:numPr>
         <w:spacing w:lineRule="exact" w:line="280" w:before="0" w:after="80"/>
         <w:rPr/>
@@ -331,7 +388,7 @@
         <w:pStyle w:val="ListParagraph"/>
         <w:numPr>
           <w:ilvl w:val="0"/>
-          <w:numId w:val="1"/>
+          <w:numId w:val="5"/>
         </w:numPr>
         <w:spacing w:lineRule="exact" w:line="280" w:before="0" w:after="80"/>
         <w:rPr/>
@@ -353,7 +410,7 @@
         <w:pStyle w:val="ListParagraph"/>
         <w:numPr>
           <w:ilvl w:val="0"/>
-          <w:numId w:val="1"/>
+          <w:numId w:val="6"/>
         </w:numPr>
         <w:spacing w:lineRule="exact" w:line="280" w:before="0" w:after="80"/>
         <w:rPr/>
@@ -393,10 +450,16 @@
       <w:pPr>
         <w:pStyle w:val="Heading1"/>
         <w:spacing w:before="320" w:after="160"/>
-        <w:rPr/>
-      </w:pPr>
-      <w:r>
-        <w:rPr/>
+        <w:rPr>
+          <w:sz w:val="28"/>
+          <w:szCs w:val="28"/>
+        </w:rPr>
+      </w:pPr>
+      <w:r>
+        <w:rPr>
+          <w:sz w:val="28"/>
+          <w:szCs w:val="28"/>
+        </w:rPr>
         <w:t>Capítulo 2. Funciones: dominio, codominio, imagen</w:t>
       </w:r>
     </w:p>
@@ -404,10 +467,16 @@
       <w:pPr>
         <w:pStyle w:val="Heading2"/>
         <w:spacing w:before="320" w:after="160"/>
-        <w:rPr/>
-      </w:pPr>
-      <w:r>
-        <w:rPr/>
+        <w:rPr>
+          <w:sz w:val="24"/>
+          <w:szCs w:val="24"/>
+        </w:rPr>
+      </w:pPr>
+      <w:r>
+        <w:rPr>
+          <w:sz w:val="24"/>
+          <w:szCs w:val="24"/>
+        </w:rPr>
         <w:t>2.1 Definición</w:t>
       </w:r>
     </w:p>
@@ -457,10 +526,16 @@
       <w:pPr>
         <w:pStyle w:val="Heading2"/>
         <w:spacing w:before="320" w:after="160"/>
-        <w:rPr/>
-      </w:pPr>
-      <w:r>
-        <w:rPr/>
+        <w:rPr>
+          <w:sz w:val="24"/>
+          <w:szCs w:val="24"/>
+        </w:rPr>
+      </w:pPr>
+      <w:r>
+        <w:rPr>
+          <w:sz w:val="24"/>
+          <w:szCs w:val="24"/>
+        </w:rPr>
         <w:t>2.2 Dominio</w:t>
       </w:r>
     </w:p>
@@ -496,7 +571,7 @@
         <w:pStyle w:val="ListParagraph"/>
         <w:numPr>
           <w:ilvl w:val="0"/>
-          <w:numId w:val="1"/>
+          <w:numId w:val="7"/>
         </w:numPr>
         <w:spacing w:lineRule="exact" w:line="280" w:before="0" w:after="80"/>
         <w:rPr/>
@@ -511,7 +586,7 @@
         <w:pStyle w:val="ListParagraph"/>
         <w:numPr>
           <w:ilvl w:val="0"/>
-          <w:numId w:val="1"/>
+          <w:numId w:val="8"/>
         </w:numPr>
         <w:spacing w:lineRule="exact" w:line="280" w:before="0" w:after="80"/>
         <w:rPr/>
@@ -526,7 +601,7 @@
         <w:pStyle w:val="ListParagraph"/>
         <w:numPr>
           <w:ilvl w:val="0"/>
-          <w:numId w:val="1"/>
+          <w:numId w:val="9"/>
         </w:numPr>
         <w:spacing w:lineRule="exact" w:line="280" w:before="0" w:after="80"/>
         <w:rPr/>
@@ -541,7 +616,7 @@
         <w:pStyle w:val="ListParagraph"/>
         <w:numPr>
           <w:ilvl w:val="0"/>
-          <w:numId w:val="1"/>
+          <w:numId w:val="10"/>
         </w:numPr>
         <w:spacing w:lineRule="exact" w:line="280" w:before="0" w:after="80"/>
         <w:rPr/>
@@ -555,10 +630,16 @@
       <w:pPr>
         <w:pStyle w:val="Heading2"/>
         <w:spacing w:before="320" w:after="160"/>
-        <w:rPr/>
-      </w:pPr>
-      <w:r>
-        <w:rPr/>
+        <w:rPr>
+          <w:sz w:val="24"/>
+          <w:szCs w:val="24"/>
+        </w:rPr>
+      </w:pPr>
+      <w:r>
+        <w:rPr>
+          <w:sz w:val="24"/>
+          <w:szCs w:val="24"/>
+        </w:rPr>
         <w:t>2.3 Codominio</w:t>
       </w:r>
     </w:p>
@@ -598,7 +679,7 @@
         <w:pStyle w:val="ListParagraph"/>
         <w:numPr>
           <w:ilvl w:val="0"/>
-          <w:numId w:val="1"/>
+          <w:numId w:val="11"/>
         </w:numPr>
         <w:spacing w:lineRule="exact" w:line="280" w:before="0" w:after="80"/>
         <w:rPr/>
@@ -613,7 +694,7 @@
         <w:pStyle w:val="ListParagraph"/>
         <w:numPr>
           <w:ilvl w:val="0"/>
-          <w:numId w:val="1"/>
+          <w:numId w:val="12"/>
         </w:numPr>
         <w:spacing w:lineRule="exact" w:line="280" w:before="0" w:after="80"/>
         <w:rPr/>
@@ -628,7 +709,7 @@
         <w:pStyle w:val="ListParagraph"/>
         <w:numPr>
           <w:ilvl w:val="0"/>
-          <w:numId w:val="1"/>
+          <w:numId w:val="13"/>
         </w:numPr>
         <w:spacing w:lineRule="exact" w:line="280" w:before="0" w:after="80"/>
         <w:rPr/>
@@ -642,10 +723,16 @@
       <w:pPr>
         <w:pStyle w:val="Heading2"/>
         <w:spacing w:before="320" w:after="160"/>
-        <w:rPr/>
-      </w:pPr>
-      <w:r>
-        <w:rPr/>
+        <w:rPr>
+          <w:sz w:val="24"/>
+          <w:szCs w:val="24"/>
+        </w:rPr>
+      </w:pPr>
+      <w:r>
+        <w:rPr>
+          <w:sz w:val="24"/>
+          <w:szCs w:val="24"/>
+        </w:rPr>
         <w:t>2.4 Imagen</w:t>
       </w:r>
     </w:p>
@@ -696,10 +783,16 @@
       <w:pPr>
         <w:pStyle w:val="Heading1"/>
         <w:spacing w:before="320" w:after="160"/>
-        <w:rPr/>
-      </w:pPr>
-      <w:r>
-        <w:rPr/>
+        <w:rPr>
+          <w:sz w:val="28"/>
+          <w:szCs w:val="28"/>
+        </w:rPr>
+      </w:pPr>
+      <w:r>
+        <w:rPr>
+          <w:sz w:val="28"/>
+          <w:szCs w:val="28"/>
+        </w:rPr>
         <w:t>Capítulo 3. Gráficas y análisis visual de funciones</w:t>
       </w:r>
     </w:p>
@@ -719,10 +812,16 @@
       <w:pPr>
         <w:pStyle w:val="Heading2"/>
         <w:spacing w:before="320" w:after="160"/>
-        <w:rPr/>
-      </w:pPr>
-      <w:r>
-        <w:rPr/>
+        <w:rPr>
+          <w:sz w:val="24"/>
+          <w:szCs w:val="24"/>
+        </w:rPr>
+      </w:pPr>
+      <w:r>
+        <w:rPr>
+          <w:sz w:val="24"/>
+          <w:szCs w:val="24"/>
+        </w:rPr>
         <w:t>3.1 Qué muestra una gráfica</w:t>
       </w:r>
     </w:p>
@@ -743,7 +842,7 @@
         <w:pStyle w:val="ListParagraph"/>
         <w:numPr>
           <w:ilvl w:val="0"/>
-          <w:numId w:val="1"/>
+          <w:numId w:val="14"/>
         </w:numPr>
         <w:spacing w:lineRule="exact" w:line="280" w:before="0" w:after="80"/>
         <w:rPr/>
@@ -758,7 +857,7 @@
         <w:pStyle w:val="ListParagraph"/>
         <w:numPr>
           <w:ilvl w:val="0"/>
-          <w:numId w:val="1"/>
+          <w:numId w:val="15"/>
         </w:numPr>
         <w:spacing w:lineRule="exact" w:line="280" w:before="0" w:after="80"/>
         <w:rPr/>
@@ -773,7 +872,7 @@
         <w:pStyle w:val="ListParagraph"/>
         <w:numPr>
           <w:ilvl w:val="0"/>
-          <w:numId w:val="1"/>
+          <w:numId w:val="16"/>
         </w:numPr>
         <w:spacing w:lineRule="exact" w:line="280" w:before="0" w:after="80"/>
         <w:rPr/>
@@ -788,7 +887,7 @@
         <w:pStyle w:val="ListParagraph"/>
         <w:numPr>
           <w:ilvl w:val="0"/>
-          <w:numId w:val="1"/>
+          <w:numId w:val="17"/>
         </w:numPr>
         <w:spacing w:lineRule="exact" w:line="280" w:before="0" w:after="80"/>
         <w:rPr/>
@@ -803,7 +902,7 @@
         <w:pStyle w:val="ListParagraph"/>
         <w:numPr>
           <w:ilvl w:val="0"/>
-          <w:numId w:val="1"/>
+          <w:numId w:val="18"/>
         </w:numPr>
         <w:spacing w:lineRule="exact" w:line="280" w:before="0" w:after="80"/>
         <w:rPr/>
@@ -818,7 +917,7 @@
         <w:pStyle w:val="ListParagraph"/>
         <w:numPr>
           <w:ilvl w:val="0"/>
-          <w:numId w:val="1"/>
+          <w:numId w:val="19"/>
         </w:numPr>
         <w:spacing w:lineRule="exact" w:line="280" w:before="0" w:after="80"/>
         <w:rPr/>
@@ -833,7 +932,7 @@
         <w:pStyle w:val="ListParagraph"/>
         <w:numPr>
           <w:ilvl w:val="0"/>
-          <w:numId w:val="1"/>
+          <w:numId w:val="20"/>
         </w:numPr>
         <w:spacing w:lineRule="exact" w:line="280" w:before="0" w:after="80"/>
         <w:rPr/>
@@ -848,7 +947,7 @@
         <w:pStyle w:val="ListParagraph"/>
         <w:numPr>
           <w:ilvl w:val="0"/>
-          <w:numId w:val="1"/>
+          <w:numId w:val="21"/>
         </w:numPr>
         <w:spacing w:lineRule="exact" w:line="280" w:before="0" w:after="80"/>
         <w:rPr/>
@@ -862,10 +961,16 @@
       <w:pPr>
         <w:pStyle w:val="Heading2"/>
         <w:spacing w:before="320" w:after="160"/>
-        <w:rPr/>
-      </w:pPr>
-      <w:r>
-        <w:rPr/>
+        <w:rPr>
+          <w:sz w:val="24"/>
+          <w:szCs w:val="24"/>
+        </w:rPr>
+      </w:pPr>
+      <w:r>
+        <w:rPr>
+          <w:sz w:val="24"/>
+          <w:szCs w:val="24"/>
+        </w:rPr>
         <w:t>3.2 Interpretación geométrica en IA</w:t>
       </w:r>
     </w:p>
@@ -967,7 +1072,7 @@
         <w:pStyle w:val="ListParagraph"/>
         <w:numPr>
           <w:ilvl w:val="0"/>
-          <w:numId w:val="1"/>
+          <w:numId w:val="22"/>
         </w:numPr>
         <w:spacing w:lineRule="exact" w:line="280" w:before="0" w:after="80"/>
         <w:rPr/>
@@ -989,7 +1094,7 @@
         <w:pStyle w:val="ListParagraph"/>
         <w:numPr>
           <w:ilvl w:val="0"/>
-          <w:numId w:val="1"/>
+          <w:numId w:val="23"/>
         </w:numPr>
         <w:spacing w:lineRule="exact" w:line="280" w:before="0" w:after="80"/>
         <w:rPr/>
@@ -1011,7 +1116,7 @@
         <w:pStyle w:val="ListParagraph"/>
         <w:numPr>
           <w:ilvl w:val="0"/>
-          <w:numId w:val="1"/>
+          <w:numId w:val="24"/>
         </w:numPr>
         <w:spacing w:lineRule="exact" w:line="280" w:before="0" w:after="80"/>
         <w:rPr/>
@@ -1032,10 +1137,16 @@
       <w:pPr>
         <w:pStyle w:val="Heading1"/>
         <w:spacing w:before="320" w:after="160"/>
-        <w:rPr/>
-      </w:pPr>
-      <w:r>
-        <w:rPr/>
+        <w:rPr>
+          <w:sz w:val="28"/>
+          <w:szCs w:val="28"/>
+        </w:rPr>
+      </w:pPr>
+      <w:r>
+        <w:rPr>
+          <w:sz w:val="28"/>
+          <w:szCs w:val="28"/>
+        </w:rPr>
         <w:t>Capítulo 4. Tipos de funciones relevantes en IA</w:t>
       </w:r>
     </w:p>
@@ -1055,10 +1166,16 @@
       <w:pPr>
         <w:pStyle w:val="Heading2"/>
         <w:spacing w:before="320" w:after="160"/>
-        <w:rPr/>
-      </w:pPr>
-      <w:r>
-        <w:rPr/>
+        <w:rPr>
+          <w:sz w:val="24"/>
+          <w:szCs w:val="24"/>
+        </w:rPr>
+      </w:pPr>
+      <w:r>
+        <w:rPr>
+          <w:sz w:val="24"/>
+          <w:szCs w:val="24"/>
+        </w:rPr>
         <w:t>4.1 Funciones lineales y afines</w:t>
       </w:r>
     </w:p>
@@ -1108,10 +1225,16 @@
       <w:pPr>
         <w:pStyle w:val="Heading2"/>
         <w:spacing w:before="320" w:after="160"/>
-        <w:rPr/>
-      </w:pPr>
-      <w:r>
-        <w:rPr/>
+        <w:rPr>
+          <w:sz w:val="24"/>
+          <w:szCs w:val="24"/>
+        </w:rPr>
+      </w:pPr>
+      <w:r>
+        <w:rPr>
+          <w:sz w:val="24"/>
+          <w:szCs w:val="24"/>
+        </w:rPr>
         <w:t>4.2 Funciones polinómicas</w:t>
       </w:r>
     </w:p>
@@ -1161,10 +1284,16 @@
       <w:pPr>
         <w:pStyle w:val="Heading2"/>
         <w:spacing w:before="320" w:after="160"/>
-        <w:rPr/>
-      </w:pPr>
-      <w:r>
-        <w:rPr/>
+        <w:rPr>
+          <w:sz w:val="24"/>
+          <w:szCs w:val="24"/>
+        </w:rPr>
+      </w:pPr>
+      <w:r>
+        <w:rPr>
+          <w:sz w:val="24"/>
+          <w:szCs w:val="24"/>
+        </w:rPr>
         <w:t>4.3 Funciones exponenciales y logarítmicas</w:t>
       </w:r>
     </w:p>
@@ -1184,10 +1313,16 @@
       <w:pPr>
         <w:pStyle w:val="Heading2"/>
         <w:spacing w:before="320" w:after="160"/>
-        <w:rPr/>
-      </w:pPr>
-      <w:r>
-        <w:rPr/>
+        <w:rPr>
+          <w:sz w:val="24"/>
+          <w:szCs w:val="24"/>
+        </w:rPr>
+      </w:pPr>
+      <w:r>
+        <w:rPr>
+          <w:sz w:val="24"/>
+          <w:szCs w:val="24"/>
+        </w:rPr>
         <w:t>4.4 Funciones sigmoides</w:t>
       </w:r>
     </w:p>
@@ -1297,10 +1432,16 @@
       <w:pPr>
         <w:pStyle w:val="Heading2"/>
         <w:spacing w:before="320" w:after="160"/>
-        <w:rPr/>
-      </w:pPr>
-      <w:r>
-        <w:rPr/>
+        <w:rPr>
+          <w:sz w:val="24"/>
+          <w:szCs w:val="24"/>
+        </w:rPr>
+      </w:pPr>
+      <w:r>
+        <w:rPr>
+          <w:sz w:val="24"/>
+          <w:szCs w:val="24"/>
+        </w:rPr>
         <w:t>4.5 Funciones a trozos: ReLU y variantes</w:t>
       </w:r>
     </w:p>
@@ -1357,7 +1498,7 @@
         <w:rPr/>
         <w:drawing>
           <wp:inline distT="0" distB="0" distL="0" distR="0">
-            <wp:extent cx="5143500" cy="2857500"/>
+            <wp:extent cx="4453255" cy="2473960"/>
             <wp:effectExtent l="0" t="0" r="0" b="0"/>
             <wp:docPr id="2" name="Image2" descr=""/>
             <wp:cNvGraphicFramePr>
@@ -1381,7 +1522,7 @@
                   <pic:spPr bwMode="auto">
                     <a:xfrm>
                       <a:off x="0" y="0"/>
-                      <a:ext cx="5143500" cy="2857500"/>
+                      <a:ext cx="4453255" cy="2473960"/>
                     </a:xfrm>
                     <a:prstGeom prst="rect">
                       <a:avLst/>
@@ -1416,10 +1557,16 @@
       <w:pPr>
         <w:pStyle w:val="Heading2"/>
         <w:spacing w:before="320" w:after="160"/>
-        <w:rPr/>
-      </w:pPr>
-      <w:r>
-        <w:rPr/>
+        <w:rPr>
+          <w:sz w:val="24"/>
+          <w:szCs w:val="24"/>
+        </w:rPr>
+      </w:pPr>
+      <w:r>
+        <w:rPr>
+          <w:sz w:val="24"/>
+          <w:szCs w:val="24"/>
+        </w:rPr>
         <w:t>4.6 Función softmax</w:t>
       </w:r>
     </w:p>
@@ -1469,10 +1616,16 @@
       <w:pPr>
         <w:pStyle w:val="Heading2"/>
         <w:spacing w:before="320" w:after="160"/>
-        <w:rPr/>
-      </w:pPr>
-      <w:r>
-        <w:rPr/>
+        <w:rPr>
+          <w:sz w:val="24"/>
+          <w:szCs w:val="24"/>
+        </w:rPr>
+      </w:pPr>
+      <w:r>
+        <w:rPr>
+          <w:sz w:val="24"/>
+          <w:szCs w:val="24"/>
+        </w:rPr>
         <w:t>4.7 Funciones de varias variables</w:t>
       </w:r>
     </w:p>
@@ -1493,7 +1646,7 @@
         <w:pStyle w:val="ListParagraph"/>
         <w:numPr>
           <w:ilvl w:val="0"/>
-          <w:numId w:val="1"/>
+          <w:numId w:val="25"/>
         </w:numPr>
         <w:spacing w:lineRule="exact" w:line="280" w:before="0" w:after="80"/>
         <w:rPr/>
@@ -1515,7 +1668,7 @@
         <w:pStyle w:val="ListParagraph"/>
         <w:numPr>
           <w:ilvl w:val="0"/>
-          <w:numId w:val="1"/>
+          <w:numId w:val="26"/>
         </w:numPr>
         <w:spacing w:lineRule="exact" w:line="280" w:before="0" w:after="80"/>
         <w:rPr/>
@@ -1536,10 +1689,16 @@
       <w:pPr>
         <w:pStyle w:val="Heading1"/>
         <w:spacing w:before="320" w:after="160"/>
-        <w:rPr/>
-      </w:pPr>
-      <w:r>
-        <w:rPr/>
+        <w:rPr>
+          <w:sz w:val="28"/>
+          <w:szCs w:val="28"/>
+        </w:rPr>
+      </w:pPr>
+      <w:r>
+        <w:rPr>
+          <w:sz w:val="28"/>
+          <w:szCs w:val="28"/>
+        </w:rPr>
         <w:t>Capítulo 5. Crecimiento, decrecimiento y extremos</w:t>
       </w:r>
     </w:p>
@@ -1547,10 +1706,16 @@
       <w:pPr>
         <w:pStyle w:val="Heading2"/>
         <w:spacing w:before="320" w:after="160"/>
-        <w:rPr/>
-      </w:pPr>
-      <w:r>
-        <w:rPr/>
+        <w:rPr>
+          <w:sz w:val="24"/>
+          <w:szCs w:val="24"/>
+        </w:rPr>
+      </w:pPr>
+      <w:r>
+        <w:rPr>
+          <w:sz w:val="24"/>
+          <w:szCs w:val="24"/>
+        </w:rPr>
         <w:t>5.1 Monotonía</w:t>
       </w:r>
     </w:p>
@@ -1570,10 +1735,16 @@
       <w:pPr>
         <w:pStyle w:val="Heading2"/>
         <w:spacing w:before="320" w:after="160"/>
-        <w:rPr/>
-      </w:pPr>
-      <w:r>
-        <w:rPr/>
+        <w:rPr>
+          <w:sz w:val="24"/>
+          <w:szCs w:val="24"/>
+        </w:rPr>
+      </w:pPr>
+      <w:r>
+        <w:rPr>
+          <w:sz w:val="24"/>
+          <w:szCs w:val="24"/>
+        </w:rPr>
         <w:t>5.2 Extremos locales y globales</w:t>
       </w:r>
     </w:p>
@@ -1612,10 +1783,16 @@
       <w:pPr>
         <w:pStyle w:val="Heading2"/>
         <w:spacing w:before="320" w:after="160"/>
-        <w:rPr/>
-      </w:pPr>
-      <w:r>
-        <w:rPr/>
+        <w:rPr>
+          <w:sz w:val="24"/>
+          <w:szCs w:val="24"/>
+        </w:rPr>
+      </w:pPr>
+      <w:r>
+        <w:rPr>
+          <w:sz w:val="24"/>
+          <w:szCs w:val="24"/>
+        </w:rPr>
         <w:t>5.3 Ejemplos</w:t>
       </w:r>
     </w:p>
@@ -1680,10 +1857,16 @@
       <w:pPr>
         <w:pStyle w:val="Heading1"/>
         <w:spacing w:before="320" w:after="160"/>
-        <w:rPr/>
-      </w:pPr>
-      <w:r>
-        <w:rPr/>
+        <w:rPr>
+          <w:sz w:val="28"/>
+          <w:szCs w:val="28"/>
+        </w:rPr>
+      </w:pPr>
+      <w:r>
+        <w:rPr>
+          <w:sz w:val="28"/>
+          <w:szCs w:val="28"/>
+        </w:rPr>
         <w:t>Capítulo 6. Continuidad</w:t>
       </w:r>
     </w:p>
@@ -1734,10 +1917,16 @@
       <w:pPr>
         <w:pStyle w:val="Heading1"/>
         <w:spacing w:before="320" w:after="160"/>
-        <w:rPr/>
-      </w:pPr>
-      <w:r>
-        <w:rPr/>
+        <w:rPr>
+          <w:sz w:val="28"/>
+          <w:szCs w:val="28"/>
+        </w:rPr>
+      </w:pPr>
+      <w:r>
+        <w:rPr>
+          <w:sz w:val="28"/>
+          <w:szCs w:val="28"/>
+        </w:rPr>
         <w:t>Capítulo 7. Límites</w:t>
       </w:r>
     </w:p>
@@ -1757,10 +1946,16 @@
       <w:pPr>
         <w:pStyle w:val="Heading2"/>
         <w:spacing w:before="320" w:after="160"/>
-        <w:rPr/>
-      </w:pPr>
-      <w:r>
-        <w:rPr/>
+        <w:rPr>
+          <w:sz w:val="24"/>
+          <w:szCs w:val="24"/>
+        </w:rPr>
+      </w:pPr>
+      <w:r>
+        <w:rPr>
+          <w:sz w:val="24"/>
+          <w:szCs w:val="24"/>
+        </w:rPr>
         <w:t>7.1 Intuición del límite</w:t>
       </w:r>
     </w:p>
@@ -1798,10 +1993,16 @@
       <w:pPr>
         <w:pStyle w:val="Heading2"/>
         <w:spacing w:before="320" w:after="160"/>
-        <w:rPr/>
-      </w:pPr>
-      <w:r>
-        <w:rPr/>
+        <w:rPr>
+          <w:sz w:val="24"/>
+          <w:szCs w:val="24"/>
+        </w:rPr>
+      </w:pPr>
+      <w:r>
+        <w:rPr>
+          <w:sz w:val="24"/>
+          <w:szCs w:val="24"/>
+        </w:rPr>
         <w:t>7.2 Definición formal (ε–δ)</w:t>
       </w:r>
     </w:p>
@@ -1851,10 +2052,16 @@
       <w:pPr>
         <w:pStyle w:val="Heading2"/>
         <w:spacing w:before="320" w:after="160"/>
-        <w:rPr/>
-      </w:pPr>
-      <w:r>
-        <w:rPr/>
+        <w:rPr>
+          <w:sz w:val="24"/>
+          <w:szCs w:val="24"/>
+        </w:rPr>
+      </w:pPr>
+      <w:r>
+        <w:rPr>
+          <w:sz w:val="24"/>
+          <w:szCs w:val="24"/>
+        </w:rPr>
         <w:t>7.3 Límites laterales</w:t>
       </w:r>
     </w:p>
@@ -1874,10 +2081,16 @@
       <w:pPr>
         <w:pStyle w:val="Heading2"/>
         <w:spacing w:before="320" w:after="160"/>
-        <w:rPr/>
-      </w:pPr>
-      <w:r>
-        <w:rPr/>
+        <w:rPr>
+          <w:sz w:val="24"/>
+          <w:szCs w:val="24"/>
+        </w:rPr>
+      </w:pPr>
+      <w:r>
+        <w:rPr>
+          <w:sz w:val="24"/>
+          <w:szCs w:val="24"/>
+        </w:rPr>
         <w:t>7.4 Límites infinitos y al infinito</w:t>
       </w:r>
     </w:p>
@@ -1897,10 +2110,16 @@
       <w:pPr>
         <w:pStyle w:val="Heading2"/>
         <w:spacing w:before="320" w:after="160"/>
-        <w:rPr/>
-      </w:pPr>
-      <w:r>
-        <w:rPr/>
+        <w:rPr>
+          <w:sz w:val="24"/>
+          <w:szCs w:val="24"/>
+        </w:rPr>
+      </w:pPr>
+      <w:r>
+        <w:rPr>
+          <w:sz w:val="24"/>
+          <w:szCs w:val="24"/>
+        </w:rPr>
         <w:t>7.5 Propiedades básicas</w:t>
       </w:r>
     </w:p>
@@ -1921,7 +2140,7 @@
         <w:pStyle w:val="ListParagraph"/>
         <w:numPr>
           <w:ilvl w:val="0"/>
-          <w:numId w:val="1"/>
+          <w:numId w:val="27"/>
         </w:numPr>
         <w:spacing w:lineRule="exact" w:line="280" w:before="0" w:after="80"/>
         <w:rPr/>
@@ -1936,7 +2155,7 @@
         <w:pStyle w:val="ListParagraph"/>
         <w:numPr>
           <w:ilvl w:val="0"/>
-          <w:numId w:val="1"/>
+          <w:numId w:val="28"/>
         </w:numPr>
         <w:spacing w:lineRule="exact" w:line="280" w:before="0" w:after="80"/>
         <w:rPr/>
@@ -1951,7 +2170,7 @@
         <w:pStyle w:val="ListParagraph"/>
         <w:numPr>
           <w:ilvl w:val="0"/>
-          <w:numId w:val="1"/>
+          <w:numId w:val="29"/>
         </w:numPr>
         <w:spacing w:lineRule="exact" w:line="280" w:before="0" w:after="80"/>
         <w:rPr/>
@@ -1966,7 +2185,7 @@
         <w:pStyle w:val="ListParagraph"/>
         <w:numPr>
           <w:ilvl w:val="0"/>
-          <w:numId w:val="1"/>
+          <w:numId w:val="30"/>
         </w:numPr>
         <w:spacing w:lineRule="exact" w:line="280" w:before="0" w:after="80"/>
         <w:rPr/>
@@ -1981,7 +2200,7 @@
         <w:pStyle w:val="ListParagraph"/>
         <w:numPr>
           <w:ilvl w:val="0"/>
-          <w:numId w:val="1"/>
+          <w:numId w:val="31"/>
         </w:numPr>
         <w:spacing w:lineRule="exact" w:line="280" w:before="0" w:after="80"/>
         <w:rPr/>
@@ -1995,10 +2214,16 @@
       <w:pPr>
         <w:pStyle w:val="Heading2"/>
         <w:spacing w:before="320" w:after="160"/>
-        <w:rPr/>
-      </w:pPr>
-      <w:r>
-        <w:rPr/>
+        <w:rPr>
+          <w:sz w:val="24"/>
+          <w:szCs w:val="24"/>
+        </w:rPr>
+      </w:pPr>
+      <w:r>
+        <w:rPr>
+          <w:sz w:val="24"/>
+          <w:szCs w:val="24"/>
+        </w:rPr>
         <w:t>7.6 Relación entre límite y continuidad</w:t>
       </w:r>
     </w:p>
@@ -2048,10 +2273,16 @@
       <w:pPr>
         <w:pStyle w:val="Heading2"/>
         <w:spacing w:before="320" w:after="160"/>
-        <w:rPr/>
-      </w:pPr>
-      <w:r>
-        <w:rPr/>
+        <w:rPr>
+          <w:sz w:val="24"/>
+          <w:szCs w:val="24"/>
+        </w:rPr>
+      </w:pPr>
+      <w:r>
+        <w:rPr>
+          <w:sz w:val="24"/>
+          <w:szCs w:val="24"/>
+        </w:rPr>
         <w:t>7.7 Ejemplos</w:t>
       </w:r>
     </w:p>
@@ -2135,10 +2366,16 @@
       <w:pPr>
         <w:pStyle w:val="Heading1"/>
         <w:spacing w:before="320" w:after="160"/>
-        <w:rPr/>
-      </w:pPr>
-      <w:r>
-        <w:rPr/>
+        <w:rPr>
+          <w:sz w:val="28"/>
+          <w:szCs w:val="28"/>
+        </w:rPr>
+      </w:pPr>
+      <w:r>
+        <w:rPr>
+          <w:sz w:val="28"/>
+          <w:szCs w:val="28"/>
+        </w:rPr>
         <w:t>Capítulo 8. Derivadas</w:t>
       </w:r>
     </w:p>
@@ -2472,7 +2709,7 @@
         <w:pStyle w:val="ListParagraph"/>
         <w:numPr>
           <w:ilvl w:val="0"/>
-          <w:numId w:val="1"/>
+          <w:numId w:val="32"/>
         </w:numPr>
         <w:spacing w:lineRule="exact" w:line="280" w:before="0" w:after="80"/>
         <w:rPr/>
@@ -2487,7 +2724,7 @@
         <w:pStyle w:val="ListParagraph"/>
         <w:numPr>
           <w:ilvl w:val="0"/>
-          <w:numId w:val="1"/>
+          <w:numId w:val="33"/>
         </w:numPr>
         <w:spacing w:lineRule="exact" w:line="280" w:before="0" w:after="80"/>
         <w:rPr/>
@@ -2502,7 +2739,7 @@
         <w:pStyle w:val="ListParagraph"/>
         <w:numPr>
           <w:ilvl w:val="0"/>
-          <w:numId w:val="1"/>
+          <w:numId w:val="34"/>
         </w:numPr>
         <w:spacing w:lineRule="exact" w:line="280" w:before="0" w:after="80"/>
         <w:rPr/>
@@ -2517,7 +2754,7 @@
         <w:pStyle w:val="ListParagraph"/>
         <w:numPr>
           <w:ilvl w:val="0"/>
-          <w:numId w:val="1"/>
+          <w:numId w:val="35"/>
         </w:numPr>
         <w:spacing w:lineRule="exact" w:line="280" w:before="0" w:after="80"/>
         <w:rPr/>
@@ -3188,10 +3425,16 @@
       <w:pPr>
         <w:pStyle w:val="Heading1"/>
         <w:spacing w:before="320" w:after="160"/>
-        <w:rPr/>
-      </w:pPr>
-      <w:r>
-        <w:rPr/>
+        <w:rPr>
+          <w:sz w:val="28"/>
+          <w:szCs w:val="28"/>
+        </w:rPr>
+      </w:pPr>
+      <w:r>
+        <w:rPr>
+          <w:sz w:val="28"/>
+          <w:szCs w:val="28"/>
+        </w:rPr>
         <w:t>Capítulo 9. Integrales</w:t>
       </w:r>
     </w:p>
@@ -3971,7 +4214,7 @@
         <w:pStyle w:val="ListParagraph"/>
         <w:numPr>
           <w:ilvl w:val="0"/>
-          <w:numId w:val="1"/>
+          <w:numId w:val="36"/>
         </w:numPr>
         <w:spacing w:lineRule="exact" w:line="280" w:before="0" w:after="80"/>
         <w:rPr/>
@@ -3986,7 +4229,7 @@
         <w:pStyle w:val="ListParagraph"/>
         <w:numPr>
           <w:ilvl w:val="0"/>
-          <w:numId w:val="1"/>
+          <w:numId w:val="37"/>
         </w:numPr>
         <w:spacing w:lineRule="exact" w:line="280" w:before="0" w:after="80"/>
         <w:rPr/>
@@ -4001,7 +4244,7 @@
         <w:pStyle w:val="ListParagraph"/>
         <w:numPr>
           <w:ilvl w:val="0"/>
-          <w:numId w:val="1"/>
+          <w:numId w:val="38"/>
         </w:numPr>
         <w:spacing w:lineRule="exact" w:line="280" w:before="0" w:after="80"/>
         <w:rPr/>
@@ -4016,7 +4259,7 @@
         <w:pStyle w:val="ListParagraph"/>
         <w:numPr>
           <w:ilvl w:val="0"/>
-          <w:numId w:val="1"/>
+          <w:numId w:val="39"/>
         </w:numPr>
         <w:spacing w:lineRule="exact" w:line="280" w:before="0" w:after="80"/>
         <w:rPr/>
@@ -4031,7 +4274,7 @@
         <w:pStyle w:val="ListParagraph"/>
         <w:numPr>
           <w:ilvl w:val="0"/>
-          <w:numId w:val="1"/>
+          <w:numId w:val="40"/>
         </w:numPr>
         <w:spacing w:lineRule="exact" w:line="280" w:before="0" w:after="80"/>
         <w:rPr/>
@@ -4676,7 +4919,7 @@
         <w:pStyle w:val="ListParagraph"/>
         <w:numPr>
           <w:ilvl w:val="0"/>
-          <w:numId w:val="1"/>
+          <w:numId w:val="41"/>
         </w:numPr>
         <w:spacing w:lineRule="exact" w:line="280" w:before="0" w:after="80"/>
         <w:rPr/>
@@ -4691,7 +4934,7 @@
         <w:pStyle w:val="ListParagraph"/>
         <w:numPr>
           <w:ilvl w:val="0"/>
-          <w:numId w:val="1"/>
+          <w:numId w:val="42"/>
         </w:numPr>
         <w:spacing w:lineRule="exact" w:line="280" w:before="0" w:after="80"/>
         <w:rPr/>
@@ -5830,7 +6073,7 @@
         <w:pStyle w:val="ListParagraph"/>
         <w:numPr>
           <w:ilvl w:val="0"/>
-          <w:numId w:val="1"/>
+          <w:numId w:val="43"/>
         </w:numPr>
         <w:spacing w:lineRule="exact" w:line="280" w:before="0" w:after="80"/>
         <w:rPr/>
@@ -5859,7 +6102,7 @@
         <w:pStyle w:val="ListParagraph"/>
         <w:numPr>
           <w:ilvl w:val="0"/>
-          <w:numId w:val="1"/>
+          <w:numId w:val="44"/>
         </w:numPr>
         <w:spacing w:lineRule="exact" w:line="280" w:before="0" w:after="80"/>
         <w:rPr/>
@@ -5881,7 +6124,7 @@
         <w:pStyle w:val="ListParagraph"/>
         <w:numPr>
           <w:ilvl w:val="0"/>
-          <w:numId w:val="1"/>
+          <w:numId w:val="45"/>
         </w:numPr>
         <w:spacing w:lineRule="exact" w:line="280" w:before="0" w:after="80"/>
         <w:rPr/>
@@ -5903,7 +6146,7 @@
         <w:pStyle w:val="ListParagraph"/>
         <w:numPr>
           <w:ilvl w:val="0"/>
-          <w:numId w:val="1"/>
+          <w:numId w:val="46"/>
         </w:numPr>
         <w:spacing w:lineRule="exact" w:line="280" w:before="0" w:after="80"/>
         <w:rPr/>
@@ -6035,7 +6278,7 @@
         <w:pStyle w:val="ListParagraph"/>
         <w:numPr>
           <w:ilvl w:val="0"/>
-          <w:numId w:val="1"/>
+          <w:numId w:val="47"/>
         </w:numPr>
         <w:spacing w:lineRule="exact" w:line="280" w:before="0" w:after="80"/>
         <w:rPr/>
@@ -6057,7 +6300,7 @@
         <w:pStyle w:val="ListParagraph"/>
         <w:numPr>
           <w:ilvl w:val="0"/>
-          <w:numId w:val="1"/>
+          <w:numId w:val="48"/>
         </w:numPr>
         <w:spacing w:lineRule="exact" w:line="280" w:before="0" w:after="80"/>
         <w:rPr/>
@@ -6079,7 +6322,7 @@
         <w:pStyle w:val="ListParagraph"/>
         <w:numPr>
           <w:ilvl w:val="0"/>
-          <w:numId w:val="1"/>
+          <w:numId w:val="49"/>
         </w:numPr>
         <w:spacing w:lineRule="exact" w:line="280" w:before="0" w:after="80"/>
         <w:rPr/>
@@ -6136,7 +6379,7 @@
         <w:pStyle w:val="ListParagraph"/>
         <w:numPr>
           <w:ilvl w:val="0"/>
-          <w:numId w:val="1"/>
+          <w:numId w:val="50"/>
         </w:numPr>
         <w:spacing w:lineRule="exact" w:line="280" w:before="0" w:after="80"/>
         <w:rPr/>
@@ -6151,7 +6394,7 @@
         <w:pStyle w:val="ListParagraph"/>
         <w:numPr>
           <w:ilvl w:val="0"/>
-          <w:numId w:val="1"/>
+          <w:numId w:val="51"/>
         </w:numPr>
         <w:spacing w:lineRule="exact" w:line="280" w:before="0" w:after="80"/>
         <w:rPr/>
@@ -6166,7 +6409,7 @@
         <w:pStyle w:val="ListParagraph"/>
         <w:numPr>
           <w:ilvl w:val="0"/>
-          <w:numId w:val="1"/>
+          <w:numId w:val="52"/>
         </w:numPr>
         <w:spacing w:lineRule="exact" w:line="280" w:before="0" w:after="80"/>
         <w:rPr/>
@@ -6181,7 +6424,7 @@
         <w:pStyle w:val="ListParagraph"/>
         <w:numPr>
           <w:ilvl w:val="0"/>
-          <w:numId w:val="1"/>
+          <w:numId w:val="53"/>
         </w:numPr>
         <w:spacing w:lineRule="exact" w:line="280" w:before="0" w:after="80"/>
         <w:rPr/>
@@ -6196,7 +6439,7 @@
         <w:pStyle w:val="ListParagraph"/>
         <w:numPr>
           <w:ilvl w:val="0"/>
-          <w:numId w:val="1"/>
+          <w:numId w:val="54"/>
         </w:numPr>
         <w:spacing w:lineRule="exact" w:line="280" w:before="0" w:after="80"/>
         <w:rPr/>
@@ -6211,7 +6454,7 @@
         <w:pStyle w:val="ListParagraph"/>
         <w:numPr>
           <w:ilvl w:val="0"/>
-          <w:numId w:val="1"/>
+          <w:numId w:val="55"/>
         </w:numPr>
         <w:spacing w:lineRule="exact" w:line="280" w:before="0" w:after="80"/>
         <w:rPr/>
@@ -6253,7 +6496,7 @@
         <w:pStyle w:val="ListParagraph"/>
         <w:numPr>
           <w:ilvl w:val="0"/>
-          <w:numId w:val="1"/>
+          <w:numId w:val="56"/>
         </w:numPr>
         <w:spacing w:lineRule="exact" w:line="280" w:before="0" w:after="80"/>
         <w:rPr/>
@@ -6268,7 +6511,7 @@
         <w:pStyle w:val="ListParagraph"/>
         <w:numPr>
           <w:ilvl w:val="0"/>
-          <w:numId w:val="1"/>
+          <w:numId w:val="57"/>
         </w:numPr>
         <w:spacing w:lineRule="exact" w:line="280" w:before="0" w:after="80"/>
         <w:rPr/>
@@ -6283,7 +6526,7 @@
         <w:pStyle w:val="ListParagraph"/>
         <w:numPr>
           <w:ilvl w:val="0"/>
-          <w:numId w:val="1"/>
+          <w:numId w:val="58"/>
         </w:numPr>
         <w:spacing w:lineRule="exact" w:line="280" w:before="0" w:after="80"/>
         <w:rPr/>
@@ -6298,7 +6541,7 @@
         <w:pStyle w:val="ListParagraph"/>
         <w:numPr>
           <w:ilvl w:val="0"/>
-          <w:numId w:val="1"/>
+          <w:numId w:val="59"/>
         </w:numPr>
         <w:spacing w:lineRule="exact" w:line="280" w:before="0" w:after="80"/>
         <w:rPr/>
@@ -8101,7 +8344,7 @@
     </w:r>
     <w:r>
       <w:rPr/>
-      <w:t>22</w:t>
+      <w:t>21</w:t>
     </w:r>
     <w:r>
       <w:rPr/>
@@ -8169,7 +8412,7 @@
     </w:r>
     <w:r>
       <w:rPr/>
-      <w:t>22</w:t>
+      <w:t>21</w:t>
     </w:r>
     <w:r>
       <w:rPr/>
@@ -8379,6 +8622,143 @@
   <w:abstractNum w:abstractNumId="2">
     <w:lvl w:ilvl="0">
       <w:start w:val="1"/>
+      <w:numFmt w:val="bullet"/>
+      <w:lvlText w:val=""/>
+      <w:lvlJc w:val="left"/>
+      <w:pPr>
+        <w:tabs>
+          <w:tab w:val="num" w:pos="0"/>
+        </w:tabs>
+        <w:ind w:left="720" w:hanging="360"/>
+      </w:pPr>
+      <w:rPr>
+        <w:rFonts w:ascii="Wingdings" w:hAnsi="Wingdings" w:cs="Wingdings" w:hint="default"/>
+      </w:rPr>
+    </w:lvl>
+    <w:lvl w:ilvl="1">
+      <w:start w:val="1"/>
+      <w:numFmt w:val="bullet"/>
+      <w:lvlText w:val=""/>
+      <w:lvlJc w:val="left"/>
+      <w:pPr>
+        <w:tabs>
+          <w:tab w:val="num" w:pos="0"/>
+        </w:tabs>
+        <w:ind w:left="1440" w:hanging="360"/>
+      </w:pPr>
+      <w:rPr>
+        <w:rFonts w:ascii="Wingdings 2" w:hAnsi="Wingdings 2" w:cs="Wingdings 2" w:hint="default"/>
+      </w:rPr>
+    </w:lvl>
+    <w:lvl w:ilvl="2">
+      <w:start w:val="1"/>
+      <w:numFmt w:val="bullet"/>
+      <w:lvlText w:val="■"/>
+      <w:lvlJc w:val="left"/>
+      <w:pPr>
+        <w:tabs>
+          <w:tab w:val="num" w:pos="0"/>
+        </w:tabs>
+        <w:ind w:left="2160" w:hanging="360"/>
+      </w:pPr>
+      <w:rPr>
+        <w:rFonts w:ascii="OpenSymbol" w:hAnsi="OpenSymbol" w:cs="OpenSymbol" w:hint="default"/>
+      </w:rPr>
+    </w:lvl>
+    <w:lvl w:ilvl="3">
+      <w:start w:val="1"/>
+      <w:numFmt w:val="bullet"/>
+      <w:lvlText w:val=""/>
+      <w:lvlJc w:val="left"/>
+      <w:pPr>
+        <w:tabs>
+          <w:tab w:val="num" w:pos="0"/>
+        </w:tabs>
+        <w:ind w:left="2880" w:hanging="360"/>
+      </w:pPr>
+      <w:rPr>
+        <w:rFonts w:ascii="Wingdings" w:hAnsi="Wingdings" w:cs="Wingdings" w:hint="default"/>
+      </w:rPr>
+    </w:lvl>
+    <w:lvl w:ilvl="4">
+      <w:start w:val="1"/>
+      <w:numFmt w:val="bullet"/>
+      <w:lvlText w:val=""/>
+      <w:lvlJc w:val="left"/>
+      <w:pPr>
+        <w:tabs>
+          <w:tab w:val="num" w:pos="0"/>
+        </w:tabs>
+        <w:ind w:left="3600" w:hanging="360"/>
+      </w:pPr>
+      <w:rPr>
+        <w:rFonts w:ascii="Wingdings 2" w:hAnsi="Wingdings 2" w:cs="Wingdings 2" w:hint="default"/>
+      </w:rPr>
+    </w:lvl>
+    <w:lvl w:ilvl="5">
+      <w:start w:val="1"/>
+      <w:numFmt w:val="bullet"/>
+      <w:lvlText w:val="■"/>
+      <w:lvlJc w:val="left"/>
+      <w:pPr>
+        <w:tabs>
+          <w:tab w:val="num" w:pos="0"/>
+        </w:tabs>
+        <w:ind w:left="4320" w:hanging="360"/>
+      </w:pPr>
+      <w:rPr>
+        <w:rFonts w:ascii="OpenSymbol" w:hAnsi="OpenSymbol" w:cs="OpenSymbol" w:hint="default"/>
+      </w:rPr>
+    </w:lvl>
+    <w:lvl w:ilvl="6">
+      <w:start w:val="1"/>
+      <w:numFmt w:val="bullet"/>
+      <w:lvlText w:val=""/>
+      <w:lvlJc w:val="left"/>
+      <w:pPr>
+        <w:tabs>
+          <w:tab w:val="num" w:pos="0"/>
+        </w:tabs>
+        <w:ind w:left="5040" w:hanging="360"/>
+      </w:pPr>
+      <w:rPr>
+        <w:rFonts w:ascii="Wingdings" w:hAnsi="Wingdings" w:cs="Wingdings" w:hint="default"/>
+      </w:rPr>
+    </w:lvl>
+    <w:lvl w:ilvl="7">
+      <w:start w:val="1"/>
+      <w:numFmt w:val="bullet"/>
+      <w:lvlText w:val=""/>
+      <w:lvlJc w:val="left"/>
+      <w:pPr>
+        <w:tabs>
+          <w:tab w:val="num" w:pos="0"/>
+        </w:tabs>
+        <w:ind w:left="5760" w:hanging="360"/>
+      </w:pPr>
+      <w:rPr>
+        <w:rFonts w:ascii="Wingdings" w:hAnsi="Wingdings" w:cs="Wingdings" w:hint="default"/>
+      </w:rPr>
+    </w:lvl>
+    <w:lvl w:ilvl="8">
+      <w:start w:val="1"/>
+      <w:numFmt w:val="bullet"/>
+      <w:lvlText w:val=""/>
+      <w:lvlJc w:val="left"/>
+      <w:pPr>
+        <w:tabs>
+          <w:tab w:val="num" w:pos="0"/>
+        </w:tabs>
+        <w:ind w:left="6480" w:hanging="360"/>
+      </w:pPr>
+      <w:rPr>
+        <w:rFonts w:ascii="Wingdings" w:hAnsi="Wingdings" w:cs="Wingdings" w:hint="default"/>
+      </w:rPr>
+    </w:lvl>
+  </w:abstractNum>
+  <w:abstractNum w:abstractNumId="3">
+    <w:lvl w:ilvl="0">
+      <w:start w:val="1"/>
       <w:numFmt w:val="none"/>
       <w:suff w:val="nothing"/>
       <w:lvlText w:val=""/>
@@ -8502,10 +8882,178 @@
     <w:abstractNumId w:val="2"/>
   </w:num>
   <w:num w:numId="3">
-    <w:abstractNumId w:val="1"/>
+    <w:abstractNumId w:val="3"/>
+  </w:num>
+  <w:num w:numId="4">
+    <w:abstractNumId w:val="2"/>
     <w:lvlOverride w:ilvl="0">
       <w:startOverride w:val="1"/>
     </w:lvlOverride>
+  </w:num>
+  <w:num w:numId="5">
+    <w:abstractNumId w:val="2"/>
+  </w:num>
+  <w:num w:numId="6">
+    <w:abstractNumId w:val="2"/>
+  </w:num>
+  <w:num w:numId="7">
+    <w:abstractNumId w:val="2"/>
+  </w:num>
+  <w:num w:numId="8">
+    <w:abstractNumId w:val="2"/>
+  </w:num>
+  <w:num w:numId="9">
+    <w:abstractNumId w:val="2"/>
+  </w:num>
+  <w:num w:numId="10">
+    <w:abstractNumId w:val="2"/>
+  </w:num>
+  <w:num w:numId="11">
+    <w:abstractNumId w:val="2"/>
+  </w:num>
+  <w:num w:numId="12">
+    <w:abstractNumId w:val="2"/>
+  </w:num>
+  <w:num w:numId="13">
+    <w:abstractNumId w:val="2"/>
+  </w:num>
+  <w:num w:numId="14">
+    <w:abstractNumId w:val="2"/>
+  </w:num>
+  <w:num w:numId="15">
+    <w:abstractNumId w:val="2"/>
+  </w:num>
+  <w:num w:numId="16">
+    <w:abstractNumId w:val="2"/>
+  </w:num>
+  <w:num w:numId="17">
+    <w:abstractNumId w:val="2"/>
+  </w:num>
+  <w:num w:numId="18">
+    <w:abstractNumId w:val="2"/>
+  </w:num>
+  <w:num w:numId="19">
+    <w:abstractNumId w:val="2"/>
+  </w:num>
+  <w:num w:numId="20">
+    <w:abstractNumId w:val="2"/>
+  </w:num>
+  <w:num w:numId="21">
+    <w:abstractNumId w:val="2"/>
+  </w:num>
+  <w:num w:numId="22">
+    <w:abstractNumId w:val="2"/>
+  </w:num>
+  <w:num w:numId="23">
+    <w:abstractNumId w:val="2"/>
+  </w:num>
+  <w:num w:numId="24">
+    <w:abstractNumId w:val="2"/>
+  </w:num>
+  <w:num w:numId="25">
+    <w:abstractNumId w:val="2"/>
+  </w:num>
+  <w:num w:numId="26">
+    <w:abstractNumId w:val="2"/>
+  </w:num>
+  <w:num w:numId="27">
+    <w:abstractNumId w:val="2"/>
+  </w:num>
+  <w:num w:numId="28">
+    <w:abstractNumId w:val="2"/>
+  </w:num>
+  <w:num w:numId="29">
+    <w:abstractNumId w:val="2"/>
+  </w:num>
+  <w:num w:numId="30">
+    <w:abstractNumId w:val="2"/>
+  </w:num>
+  <w:num w:numId="31">
+    <w:abstractNumId w:val="2"/>
+  </w:num>
+  <w:num w:numId="32">
+    <w:abstractNumId w:val="2"/>
+  </w:num>
+  <w:num w:numId="33">
+    <w:abstractNumId w:val="2"/>
+  </w:num>
+  <w:num w:numId="34">
+    <w:abstractNumId w:val="2"/>
+  </w:num>
+  <w:num w:numId="35">
+    <w:abstractNumId w:val="2"/>
+  </w:num>
+  <w:num w:numId="36">
+    <w:abstractNumId w:val="2"/>
+  </w:num>
+  <w:num w:numId="37">
+    <w:abstractNumId w:val="2"/>
+  </w:num>
+  <w:num w:numId="38">
+    <w:abstractNumId w:val="2"/>
+  </w:num>
+  <w:num w:numId="39">
+    <w:abstractNumId w:val="2"/>
+  </w:num>
+  <w:num w:numId="40">
+    <w:abstractNumId w:val="2"/>
+  </w:num>
+  <w:num w:numId="41">
+    <w:abstractNumId w:val="2"/>
+  </w:num>
+  <w:num w:numId="42">
+    <w:abstractNumId w:val="2"/>
+  </w:num>
+  <w:num w:numId="43">
+    <w:abstractNumId w:val="2"/>
+  </w:num>
+  <w:num w:numId="44">
+    <w:abstractNumId w:val="2"/>
+  </w:num>
+  <w:num w:numId="45">
+    <w:abstractNumId w:val="2"/>
+  </w:num>
+  <w:num w:numId="46">
+    <w:abstractNumId w:val="2"/>
+  </w:num>
+  <w:num w:numId="47">
+    <w:abstractNumId w:val="2"/>
+  </w:num>
+  <w:num w:numId="48">
+    <w:abstractNumId w:val="2"/>
+  </w:num>
+  <w:num w:numId="49">
+    <w:abstractNumId w:val="2"/>
+  </w:num>
+  <w:num w:numId="50">
+    <w:abstractNumId w:val="2"/>
+  </w:num>
+  <w:num w:numId="51">
+    <w:abstractNumId w:val="2"/>
+  </w:num>
+  <w:num w:numId="52">
+    <w:abstractNumId w:val="2"/>
+  </w:num>
+  <w:num w:numId="53">
+    <w:abstractNumId w:val="2"/>
+  </w:num>
+  <w:num w:numId="54">
+    <w:abstractNumId w:val="2"/>
+  </w:num>
+  <w:num w:numId="55">
+    <w:abstractNumId w:val="2"/>
+  </w:num>
+  <w:num w:numId="56">
+    <w:abstractNumId w:val="2"/>
+  </w:num>
+  <w:num w:numId="57">
+    <w:abstractNumId w:val="2"/>
+  </w:num>
+  <w:num w:numId="58">
+    <w:abstractNumId w:val="2"/>
+  </w:num>
+  <w:num w:numId="59">
+    <w:abstractNumId w:val="2"/>
   </w:num>
 </w:numbering>
 </file>
@@ -8532,6 +9080,7 @@
     <w:qFormat/>
     <w:pPr>
       <w:widowControl/>
+      <w:suppressAutoHyphens w:val="true"/>
       <w:bidi w:val="0"/>
       <w:spacing w:before="0" w:after="0"/>
       <w:jc w:val="left"/>
@@ -8760,6 +9309,7 @@
     <w:qFormat/>
     <w:pPr>
       <w:widowControl/>
+      <w:suppressAutoHyphens w:val="true"/>
       <w:bidi w:val="0"/>
       <w:spacing w:before="0" w:after="0"/>
       <w:jc w:val="left"/>
@@ -8780,6 +9330,7 @@
     <w:qFormat/>
     <w:pPr>
       <w:widowControl/>
+      <w:suppressAutoHyphens w:val="true"/>
       <w:bidi w:val="0"/>
       <w:spacing w:before="0" w:after="0"/>
       <w:jc w:val="left"/>
